--- a/Project-14 ---/doc/Predictive value of neutrophil-to-lymphocyte and platelet ratio in in-hospital mortality in septic patients.docx
+++ b/Project-14 ---/doc/Predictive value of neutrophil-to-lymphocyte and platelet ratio in in-hospital mortality in septic patients.docx
@@ -15600,7 +15600,7 @@
                 <w:sz w:val="18"/>
                 <w:szCs w:val="18"/>
               </w:rPr>
-              <w:t>NLR (d5)</w:t>
+              <w:t>NEWS (d5)</w:t>
             </w:r>
           </w:p>
         </w:tc>
@@ -15647,7 +15647,7 @@
                 <w:sz w:val="18"/>
                 <w:szCs w:val="18"/>
               </w:rPr>
-              <w:t>1.649</w:t>
+              <w:t>1.890</w:t>
             </w:r>
           </w:p>
         </w:tc>
@@ -15694,7 +15694,7 @@
                 <w:sz w:val="18"/>
                 <w:szCs w:val="18"/>
               </w:rPr>
-              <w:t>1.303-2.559</w:t>
+              <w:t>1.396-5.906</w:t>
             </w:r>
           </w:p>
         </w:tc>
@@ -15841,7 +15841,7 @@
                 <w:sz w:val="18"/>
                 <w:szCs w:val="18"/>
               </w:rPr>
-              <w:t>2.466</w:t>
+              <w:t>1.512</w:t>
             </w:r>
           </w:p>
         </w:tc>
@@ -15888,7 +15888,7 @@
                 <w:sz w:val="18"/>
                 <w:szCs w:val="18"/>
               </w:rPr>
-              <w:t>0.293-23.687</w:t>
+              <w:t>0.009-&gt;1000</w:t>
             </w:r>
           </w:p>
         </w:tc>
@@ -15935,7 +15935,7 @@
                 <w:sz w:val="18"/>
                 <w:szCs w:val="18"/>
               </w:rPr>
-              <w:t>0.392</w:t>
+              <w:t>0.846</w:t>
             </w:r>
           </w:p>
         </w:tc>
@@ -16033,7 +16033,7 @@
                 <w:sz w:val="18"/>
                 <w:szCs w:val="18"/>
               </w:rPr>
-              <w:t>0.729</w:t>
+              <w:t>0.452</w:t>
             </w:r>
           </w:p>
         </w:tc>
@@ -16080,7 +16080,7 @@
                 <w:sz w:val="18"/>
                 <w:szCs w:val="18"/>
               </w:rPr>
-              <w:t>0.073-8.510</w:t>
+              <w:t>&lt;0.001-369.057</w:t>
             </w:r>
           </w:p>
         </w:tc>
@@ -16127,7 +16127,7 @@
                 <w:sz w:val="18"/>
                 <w:szCs w:val="18"/>
               </w:rPr>
-              <w:t>0.785</w:t>
+              <w:t>0.734</w:t>
             </w:r>
           </w:p>
         </w:tc>
@@ -16225,7 +16225,7 @@
                 <w:sz w:val="18"/>
                 <w:szCs w:val="18"/>
               </w:rPr>
-              <w:t>0.627</w:t>
+              <w:t>0.669</w:t>
             </w:r>
           </w:p>
         </w:tc>
@@ -16272,7 +16272,7 @@
                 <w:sz w:val="18"/>
                 <w:szCs w:val="18"/>
               </w:rPr>
-              <w:t>0.023-12.288</w:t>
+              <w:t>0.003-261.827</w:t>
             </w:r>
           </w:p>
         </w:tc>
@@ -16319,7 +16319,7 @@
                 <w:sz w:val="18"/>
                 <w:szCs w:val="18"/>
               </w:rPr>
-              <w:t>0.750</w:t>
+              <w:t>0.847</w:t>
             </w:r>
           </w:p>
         </w:tc>
@@ -16417,7 +16417,7 @@
                 <w:sz w:val="18"/>
                 <w:szCs w:val="18"/>
               </w:rPr>
-              <w:t>1.944</w:t>
+              <w:t>5.667</w:t>
             </w:r>
           </w:p>
         </w:tc>
@@ -16464,7 +16464,7 @@
                 <w:sz w:val="18"/>
                 <w:szCs w:val="18"/>
               </w:rPr>
-              <w:t>&lt;0.001-93.358</w:t>
+              <w:t>&lt;0.001-&gt;1000</w:t>
             </w:r>
           </w:p>
         </w:tc>
@@ -16511,7 +16511,7 @@
                 <w:sz w:val="18"/>
                 <w:szCs w:val="18"/>
               </w:rPr>
-              <w:t>0.746</w:t>
+              <w:t>0.485</w:t>
             </w:r>
           </w:p>
         </w:tc>
@@ -16609,7 +16609,7 @@
                 <w:sz w:val="18"/>
                 <w:szCs w:val="18"/>
               </w:rPr>
-              <w:t>3.474</w:t>
+              <w:t>0.601</w:t>
             </w:r>
           </w:p>
         </w:tc>
@@ -16656,7 +16656,7 @@
                 <w:sz w:val="18"/>
                 <w:szCs w:val="18"/>
               </w:rPr>
-              <w:t>1.763-11.504</w:t>
+              <w:t>0.059-9.388</w:t>
             </w:r>
           </w:p>
         </w:tc>
@@ -16700,12 +16700,11 @@
             <w:r>
               <w:rPr>
                 <w:rFonts w:ascii="Arial" w:eastAsia="Arial" w:hAnsi="Arial" w:cs="Arial"/>
-                <w:b/>
-                <w:color w:val="000000"/>
-                <w:sz w:val="18"/>
-                <w:szCs w:val="18"/>
-              </w:rPr>
-              <w:t>&lt;0.001</w:t>
+                <w:color w:val="000000"/>
+                <w:sz w:val="18"/>
+                <w:szCs w:val="18"/>
+              </w:rPr>
+              <w:t>0.556</w:t>
             </w:r>
           </w:p>
         </w:tc>
@@ -18138,19 +18137,20 @@
     </w:p>
     <w:tbl>
       <w:tblPr>
-        <w:tblW w:w="0" w:type="auto"/>
+        <w:tblW w:w="5000" w:type="pct"/>
         <w:jc w:val="center"/>
-        <w:tblLayout w:type="fixed"/>
         <w:tblLook w:val="0420" w:firstRow="1" w:lastRow="0" w:firstColumn="0" w:lastColumn="0" w:noHBand="0" w:noVBand="1"/>
       </w:tblPr>
       <w:tblGrid>
-        <w:gridCol w:w="2385"/>
-        <w:gridCol w:w="1404"/>
-        <w:gridCol w:w="1204"/>
-        <w:gridCol w:w="1204"/>
-        <w:gridCol w:w="754"/>
-        <w:gridCol w:w="1265"/>
-        <w:gridCol w:w="860"/>
+        <w:gridCol w:w="2233"/>
+        <w:gridCol w:w="1238"/>
+        <w:gridCol w:w="1036"/>
+        <w:gridCol w:w="1036"/>
+        <w:gridCol w:w="580"/>
+        <w:gridCol w:w="580"/>
+        <w:gridCol w:w="580"/>
+        <w:gridCol w:w="1097"/>
+        <w:gridCol w:w="686"/>
       </w:tblGrid>
       <w:tr>
         <w:trPr>
@@ -18159,7 +18159,7 @@
         </w:trPr>
         <w:tc>
           <w:tcPr>
-            <w:tcW w:w="2385" w:type="dxa"/>
+            <w:tcW w:w="0" w:type="auto"/>
             <w:tcBorders>
               <w:top w:val="single" w:sz="12" w:space="0" w:color="666666"/>
               <w:left w:val="none" w:sz="0" w:space="0" w:color="000000"/>
@@ -18207,7 +18207,7 @@
         </w:tc>
         <w:tc>
           <w:tcPr>
-            <w:tcW w:w="1404" w:type="dxa"/>
+            <w:tcW w:w="0" w:type="auto"/>
             <w:tcBorders>
               <w:top w:val="single" w:sz="12" w:space="0" w:color="666666"/>
               <w:left w:val="none" w:sz="0" w:space="0" w:color="000000"/>
@@ -18256,7 +18256,7 @@
         </w:tc>
         <w:tc>
           <w:tcPr>
-            <w:tcW w:w="1204" w:type="dxa"/>
+            <w:tcW w:w="0" w:type="auto"/>
             <w:tcBorders>
               <w:top w:val="single" w:sz="12" w:space="0" w:color="666666"/>
               <w:left w:val="none" w:sz="0" w:space="0" w:color="000000"/>
@@ -18305,7 +18305,7 @@
         </w:tc>
         <w:tc>
           <w:tcPr>
-            <w:tcW w:w="1204" w:type="dxa"/>
+            <w:tcW w:w="0" w:type="auto"/>
             <w:tcBorders>
               <w:top w:val="single" w:sz="12" w:space="0" w:color="666666"/>
               <w:left w:val="none" w:sz="0" w:space="0" w:color="000000"/>
@@ -18354,7 +18354,7 @@
         </w:tc>
         <w:tc>
           <w:tcPr>
-            <w:tcW w:w="754" w:type="dxa"/>
+            <w:tcW w:w="0" w:type="auto"/>
             <w:tcBorders>
               <w:top w:val="single" w:sz="12" w:space="0" w:color="666666"/>
               <w:left w:val="none" w:sz="0" w:space="0" w:color="000000"/>
@@ -18397,13 +18397,111 @@
                 <w:sz w:val="18"/>
                 <w:szCs w:val="18"/>
               </w:rPr>
+              <w:t>PPV</w:t>
+            </w:r>
+          </w:p>
+        </w:tc>
+        <w:tc>
+          <w:tcPr>
+            <w:tcW w:w="0" w:type="auto"/>
+            <w:tcBorders>
+              <w:top w:val="single" w:sz="12" w:space="0" w:color="666666"/>
+              <w:left w:val="none" w:sz="0" w:space="0" w:color="000000"/>
+              <w:bottom w:val="single" w:sz="12" w:space="0" w:color="666666"/>
+              <w:right w:val="none" w:sz="0" w:space="0" w:color="000000"/>
+            </w:tcBorders>
+            <w:shd w:val="clear" w:color="auto" w:fill="FFFFFF"/>
+            <w:tcMar>
+              <w:top w:w="0" w:type="dxa"/>
+              <w:left w:w="0" w:type="dxa"/>
+              <w:bottom w:w="0" w:type="dxa"/>
+              <w:right w:w="0" w:type="dxa"/>
+            </w:tcMar>
+            <w:vAlign w:val="center"/>
+          </w:tcPr>
+          <w:p>
+            <w:pPr>
+              <w:pBdr>
+                <w:top w:val="none" w:sz="0" w:space="0" w:color="000000"/>
+                <w:left w:val="none" w:sz="0" w:space="0" w:color="000000"/>
+                <w:bottom w:val="none" w:sz="0" w:space="0" w:color="000000"/>
+                <w:right w:val="none" w:sz="0" w:space="0" w:color="000000"/>
+              </w:pBdr>
+              <w:spacing w:before="60" w:after="60"/>
+              <w:ind w:left="60" w:right="60"/>
+              <w:jc w:val="center"/>
+              <w:rPr>
+                <w:rFonts w:ascii="Arial" w:eastAsia="Arial" w:hAnsi="Arial" w:cs="Arial"/>
+                <w:b/>
+                <w:color w:val="000000"/>
+                <w:sz w:val="18"/>
+                <w:szCs w:val="18"/>
+              </w:rPr>
+            </w:pPr>
+            <w:r>
+              <w:rPr>
+                <w:rFonts w:ascii="Arial" w:eastAsia="Arial" w:hAnsi="Arial" w:cs="Arial"/>
+                <w:b/>
+                <w:color w:val="000000"/>
+                <w:sz w:val="18"/>
+                <w:szCs w:val="18"/>
+              </w:rPr>
+              <w:t>NPV</w:t>
+            </w:r>
+          </w:p>
+        </w:tc>
+        <w:tc>
+          <w:tcPr>
+            <w:tcW w:w="0" w:type="auto"/>
+            <w:tcBorders>
+              <w:top w:val="single" w:sz="12" w:space="0" w:color="666666"/>
+              <w:left w:val="none" w:sz="0" w:space="0" w:color="000000"/>
+              <w:bottom w:val="single" w:sz="12" w:space="0" w:color="666666"/>
+              <w:right w:val="none" w:sz="0" w:space="0" w:color="000000"/>
+            </w:tcBorders>
+            <w:shd w:val="clear" w:color="auto" w:fill="FFFFFF"/>
+            <w:tcMar>
+              <w:top w:w="0" w:type="dxa"/>
+              <w:left w:w="0" w:type="dxa"/>
+              <w:bottom w:w="0" w:type="dxa"/>
+              <w:right w:w="0" w:type="dxa"/>
+            </w:tcMar>
+            <w:vAlign w:val="center"/>
+          </w:tcPr>
+          <w:p>
+            <w:pPr>
+              <w:pBdr>
+                <w:top w:val="none" w:sz="0" w:space="0" w:color="000000"/>
+                <w:left w:val="none" w:sz="0" w:space="0" w:color="000000"/>
+                <w:bottom w:val="none" w:sz="0" w:space="0" w:color="000000"/>
+                <w:right w:val="none" w:sz="0" w:space="0" w:color="000000"/>
+              </w:pBdr>
+              <w:spacing w:before="60" w:after="60"/>
+              <w:ind w:left="60" w:right="60"/>
+              <w:jc w:val="center"/>
+              <w:rPr>
+                <w:rFonts w:ascii="Arial" w:eastAsia="Arial" w:hAnsi="Arial" w:cs="Arial"/>
+                <w:b/>
+                <w:color w:val="000000"/>
+                <w:sz w:val="18"/>
+                <w:szCs w:val="18"/>
+              </w:rPr>
+            </w:pPr>
+            <w:r>
+              <w:rPr>
+                <w:rFonts w:ascii="Arial" w:eastAsia="Arial" w:hAnsi="Arial" w:cs="Arial"/>
+                <w:b/>
+                <w:color w:val="000000"/>
+                <w:sz w:val="18"/>
+                <w:szCs w:val="18"/>
+              </w:rPr>
               <w:t>AUC</w:t>
             </w:r>
           </w:p>
         </w:tc>
         <w:tc>
           <w:tcPr>
-            <w:tcW w:w="1265" w:type="dxa"/>
+            <w:tcW w:w="0" w:type="auto"/>
             <w:tcBorders>
               <w:top w:val="single" w:sz="12" w:space="0" w:color="666666"/>
               <w:left w:val="none" w:sz="0" w:space="0" w:color="000000"/>
@@ -18452,7 +18550,7 @@
         </w:tc>
         <w:tc>
           <w:tcPr>
-            <w:tcW w:w="860" w:type="dxa"/>
+            <w:tcW w:w="0" w:type="auto"/>
             <w:tcBorders>
               <w:top w:val="single" w:sz="12" w:space="0" w:color="666666"/>
               <w:left w:val="none" w:sz="0" w:space="0" w:color="000000"/>
@@ -18506,7 +18604,7 @@
         </w:trPr>
         <w:tc>
           <w:tcPr>
-            <w:tcW w:w="2385" w:type="dxa"/>
+            <w:tcW w:w="0" w:type="auto"/>
             <w:tcBorders>
               <w:top w:val="single" w:sz="12" w:space="0" w:color="666666"/>
               <w:left w:val="none" w:sz="0" w:space="0" w:color="000000"/>
@@ -18546,13 +18644,13 @@
                 <w:sz w:val="18"/>
                 <w:szCs w:val="18"/>
               </w:rPr>
-              <w:t>NLR (d1)</w:t>
-            </w:r>
-          </w:p>
-        </w:tc>
-        <w:tc>
-          <w:tcPr>
-            <w:tcW w:w="1404" w:type="dxa"/>
+              <w:t>NEWS (d1)</w:t>
+            </w:r>
+          </w:p>
+        </w:tc>
+        <w:tc>
+          <w:tcPr>
+            <w:tcW w:w="0" w:type="auto"/>
             <w:tcBorders>
               <w:top w:val="single" w:sz="12" w:space="0" w:color="666666"/>
               <w:left w:val="none" w:sz="0" w:space="0" w:color="000000"/>
@@ -18593,13 +18691,13 @@
                 <w:sz w:val="18"/>
                 <w:szCs w:val="18"/>
               </w:rPr>
-              <w:t>17.963</w:t>
-            </w:r>
-          </w:p>
-        </w:tc>
-        <w:tc>
-          <w:tcPr>
-            <w:tcW w:w="1204" w:type="dxa"/>
+              <w:t>8.500</w:t>
+            </w:r>
+          </w:p>
+        </w:tc>
+        <w:tc>
+          <w:tcPr>
+            <w:tcW w:w="0" w:type="auto"/>
             <w:tcBorders>
               <w:top w:val="single" w:sz="12" w:space="0" w:color="666666"/>
               <w:left w:val="none" w:sz="0" w:space="0" w:color="000000"/>
@@ -18640,13 +18738,13 @@
                 <w:sz w:val="18"/>
                 <w:szCs w:val="18"/>
               </w:rPr>
-              <w:t>0.680</w:t>
-            </w:r>
-          </w:p>
-        </w:tc>
-        <w:tc>
-          <w:tcPr>
-            <w:tcW w:w="1204" w:type="dxa"/>
+              <w:t>0.933</w:t>
+            </w:r>
+          </w:p>
+        </w:tc>
+        <w:tc>
+          <w:tcPr>
+            <w:tcW w:w="0" w:type="auto"/>
             <w:tcBorders>
               <w:top w:val="single" w:sz="12" w:space="0" w:color="666666"/>
               <w:left w:val="none" w:sz="0" w:space="0" w:color="000000"/>
@@ -18687,13 +18785,13 @@
                 <w:sz w:val="18"/>
                 <w:szCs w:val="18"/>
               </w:rPr>
-              <w:t>0.615</w:t>
-            </w:r>
-          </w:p>
-        </w:tc>
-        <w:tc>
-          <w:tcPr>
-            <w:tcW w:w="754" w:type="dxa"/>
+              <w:t>1.000</w:t>
+            </w:r>
+          </w:p>
+        </w:tc>
+        <w:tc>
+          <w:tcPr>
+            <w:tcW w:w="0" w:type="auto"/>
             <w:tcBorders>
               <w:top w:val="single" w:sz="12" w:space="0" w:color="666666"/>
               <w:left w:val="none" w:sz="0" w:space="0" w:color="000000"/>
@@ -18734,13 +18832,13 @@
                 <w:sz w:val="18"/>
                 <w:szCs w:val="18"/>
               </w:rPr>
-              <w:t>0.611</w:t>
-            </w:r>
-          </w:p>
-        </w:tc>
-        <w:tc>
-          <w:tcPr>
-            <w:tcW w:w="1265" w:type="dxa"/>
+              <w:t>0.839</w:t>
+            </w:r>
+          </w:p>
+        </w:tc>
+        <w:tc>
+          <w:tcPr>
+            <w:tcW w:w="0" w:type="auto"/>
             <w:tcBorders>
               <w:top w:val="single" w:sz="12" w:space="0" w:color="666666"/>
               <w:left w:val="none" w:sz="0" w:space="0" w:color="000000"/>
@@ -18781,13 +18879,13 @@
                 <w:sz w:val="18"/>
                 <w:szCs w:val="18"/>
               </w:rPr>
-              <w:t>0.479-0.742</w:t>
-            </w:r>
-          </w:p>
-        </w:tc>
-        <w:tc>
-          <w:tcPr>
-            <w:tcW w:w="860" w:type="dxa"/>
+              <w:t>1.000</w:t>
+            </w:r>
+          </w:p>
+        </w:tc>
+        <w:tc>
+          <w:tcPr>
+            <w:tcW w:w="0" w:type="auto"/>
             <w:tcBorders>
               <w:top w:val="single" w:sz="12" w:space="0" w:color="666666"/>
               <w:left w:val="none" w:sz="0" w:space="0" w:color="000000"/>
@@ -18828,7 +18926,101 @@
                 <w:sz w:val="18"/>
                 <w:szCs w:val="18"/>
               </w:rPr>
-              <w:t>0.099</w:t>
+              <w:t>0.996</w:t>
+            </w:r>
+          </w:p>
+        </w:tc>
+        <w:tc>
+          <w:tcPr>
+            <w:tcW w:w="0" w:type="auto"/>
+            <w:tcBorders>
+              <w:top w:val="single" w:sz="12" w:space="0" w:color="666666"/>
+              <w:left w:val="none" w:sz="0" w:space="0" w:color="000000"/>
+              <w:bottom w:val="none" w:sz="0" w:space="0" w:color="000000"/>
+              <w:right w:val="none" w:sz="0" w:space="0" w:color="000000"/>
+            </w:tcBorders>
+            <w:shd w:val="clear" w:color="auto" w:fill="FFFFFF"/>
+            <w:tcMar>
+              <w:top w:w="0" w:type="dxa"/>
+              <w:left w:w="0" w:type="dxa"/>
+              <w:bottom w:w="0" w:type="dxa"/>
+              <w:right w:w="0" w:type="dxa"/>
+            </w:tcMar>
+            <w:vAlign w:val="center"/>
+          </w:tcPr>
+          <w:p>
+            <w:pPr>
+              <w:pBdr>
+                <w:top w:val="none" w:sz="0" w:space="0" w:color="000000"/>
+                <w:left w:val="none" w:sz="0" w:space="0" w:color="000000"/>
+                <w:bottom w:val="none" w:sz="0" w:space="0" w:color="000000"/>
+                <w:right w:val="none" w:sz="0" w:space="0" w:color="000000"/>
+              </w:pBdr>
+              <w:spacing w:before="60" w:after="60"/>
+              <w:ind w:left="60" w:right="60"/>
+              <w:jc w:val="center"/>
+              <w:rPr>
+                <w:rFonts w:ascii="Arial" w:eastAsia="Arial" w:hAnsi="Arial" w:cs="Arial"/>
+                <w:color w:val="000000"/>
+                <w:sz w:val="18"/>
+                <w:szCs w:val="18"/>
+              </w:rPr>
+            </w:pPr>
+            <w:r>
+              <w:rPr>
+                <w:rFonts w:ascii="Arial" w:eastAsia="Arial" w:hAnsi="Arial" w:cs="Arial"/>
+                <w:color w:val="000000"/>
+                <w:sz w:val="18"/>
+                <w:szCs w:val="18"/>
+              </w:rPr>
+              <w:t>0.991-1.000</w:t>
+            </w:r>
+          </w:p>
+        </w:tc>
+        <w:tc>
+          <w:tcPr>
+            <w:tcW w:w="0" w:type="auto"/>
+            <w:tcBorders>
+              <w:top w:val="single" w:sz="12" w:space="0" w:color="666666"/>
+              <w:left w:val="none" w:sz="0" w:space="0" w:color="000000"/>
+              <w:bottom w:val="none" w:sz="0" w:space="0" w:color="000000"/>
+              <w:right w:val="none" w:sz="0" w:space="0" w:color="000000"/>
+            </w:tcBorders>
+            <w:shd w:val="clear" w:color="auto" w:fill="FFFFFF"/>
+            <w:tcMar>
+              <w:top w:w="0" w:type="dxa"/>
+              <w:left w:w="0" w:type="dxa"/>
+              <w:bottom w:w="0" w:type="dxa"/>
+              <w:right w:w="0" w:type="dxa"/>
+            </w:tcMar>
+            <w:vAlign w:val="center"/>
+          </w:tcPr>
+          <w:p>
+            <w:pPr>
+              <w:pBdr>
+                <w:top w:val="none" w:sz="0" w:space="0" w:color="000000"/>
+                <w:left w:val="none" w:sz="0" w:space="0" w:color="000000"/>
+                <w:bottom w:val="none" w:sz="0" w:space="0" w:color="000000"/>
+                <w:right w:val="none" w:sz="0" w:space="0" w:color="000000"/>
+              </w:pBdr>
+              <w:spacing w:before="60" w:after="60"/>
+              <w:ind w:left="60" w:right="60"/>
+              <w:jc w:val="center"/>
+              <w:rPr>
+                <w:rFonts w:ascii="Arial" w:eastAsia="Arial" w:hAnsi="Arial" w:cs="Arial"/>
+                <w:color w:val="000000"/>
+                <w:sz w:val="18"/>
+                <w:szCs w:val="18"/>
+              </w:rPr>
+            </w:pPr>
+            <w:r>
+              <w:rPr>
+                <w:rFonts w:ascii="Arial" w:eastAsia="Arial" w:hAnsi="Arial" w:cs="Arial"/>
+                <w:color w:val="000000"/>
+                <w:sz w:val="18"/>
+                <w:szCs w:val="18"/>
+              </w:rPr>
+              <w:t>&lt;0.001</w:t>
             </w:r>
           </w:p>
         </w:tc>
@@ -18839,7 +19031,7 @@
         </w:trPr>
         <w:tc>
           <w:tcPr>
-            <w:tcW w:w="2385" w:type="dxa"/>
+            <w:tcW w:w="0" w:type="auto"/>
             <w:tcBorders>
               <w:top w:val="none" w:sz="0" w:space="0" w:color="000000"/>
               <w:left w:val="none" w:sz="0" w:space="0" w:color="000000"/>
@@ -18879,13 +19071,13 @@
                 <w:sz w:val="18"/>
                 <w:szCs w:val="18"/>
               </w:rPr>
-              <w:t>NLR (d3)</w:t>
-            </w:r>
-          </w:p>
-        </w:tc>
-        <w:tc>
-          <w:tcPr>
-            <w:tcW w:w="1404" w:type="dxa"/>
+              <w:t>NEWS (d3)</w:t>
+            </w:r>
+          </w:p>
+        </w:tc>
+        <w:tc>
+          <w:tcPr>
+            <w:tcW w:w="0" w:type="auto"/>
             <w:tcBorders>
               <w:top w:val="none" w:sz="0" w:space="0" w:color="000000"/>
               <w:left w:val="none" w:sz="0" w:space="0" w:color="000000"/>
@@ -18926,13 +19118,13 @@
                 <w:sz w:val="18"/>
                 <w:szCs w:val="18"/>
               </w:rPr>
-              <w:t>14.088</w:t>
-            </w:r>
-          </w:p>
-        </w:tc>
-        <w:tc>
-          <w:tcPr>
-            <w:tcW w:w="1204" w:type="dxa"/>
+              <w:t>7.000</w:t>
+            </w:r>
+          </w:p>
+        </w:tc>
+        <w:tc>
+          <w:tcPr>
+            <w:tcW w:w="0" w:type="auto"/>
             <w:tcBorders>
               <w:top w:val="none" w:sz="0" w:space="0" w:color="000000"/>
               <w:left w:val="none" w:sz="0" w:space="0" w:color="000000"/>
@@ -18973,13 +19165,13 @@
                 <w:sz w:val="18"/>
                 <w:szCs w:val="18"/>
               </w:rPr>
-              <w:t>0.733</w:t>
-            </w:r>
-          </w:p>
-        </w:tc>
-        <w:tc>
-          <w:tcPr>
-            <w:tcW w:w="1204" w:type="dxa"/>
+              <w:t>1.000</w:t>
+            </w:r>
+          </w:p>
+        </w:tc>
+        <w:tc>
+          <w:tcPr>
+            <w:tcW w:w="0" w:type="auto"/>
             <w:tcBorders>
               <w:top w:val="none" w:sz="0" w:space="0" w:color="000000"/>
               <w:left w:val="none" w:sz="0" w:space="0" w:color="000000"/>
@@ -19020,13 +19212,13 @@
                 <w:sz w:val="18"/>
                 <w:szCs w:val="18"/>
               </w:rPr>
-              <w:t>0.538</w:t>
-            </w:r>
-          </w:p>
-        </w:tc>
-        <w:tc>
-          <w:tcPr>
-            <w:tcW w:w="754" w:type="dxa"/>
+              <w:t>1.000</w:t>
+            </w:r>
+          </w:p>
+        </w:tc>
+        <w:tc>
+          <w:tcPr>
+            <w:tcW w:w="0" w:type="auto"/>
             <w:tcBorders>
               <w:top w:val="none" w:sz="0" w:space="0" w:color="000000"/>
               <w:left w:val="none" w:sz="0" w:space="0" w:color="000000"/>
@@ -19067,13 +19259,13 @@
                 <w:sz w:val="18"/>
                 <w:szCs w:val="18"/>
               </w:rPr>
-              <w:t>0.617</w:t>
-            </w:r>
-          </w:p>
-        </w:tc>
-        <w:tc>
-          <w:tcPr>
-            <w:tcW w:w="1265" w:type="dxa"/>
+              <w:t>1.000</w:t>
+            </w:r>
+          </w:p>
+        </w:tc>
+        <w:tc>
+          <w:tcPr>
+            <w:tcW w:w="0" w:type="auto"/>
             <w:tcBorders>
               <w:top w:val="none" w:sz="0" w:space="0" w:color="000000"/>
               <w:left w:val="none" w:sz="0" w:space="0" w:color="000000"/>
@@ -19114,13 +19306,13 @@
                 <w:sz w:val="18"/>
                 <w:szCs w:val="18"/>
               </w:rPr>
-              <w:t>0.477-0.757</w:t>
-            </w:r>
-          </w:p>
-        </w:tc>
-        <w:tc>
-          <w:tcPr>
-            <w:tcW w:w="860" w:type="dxa"/>
+              <w:t>1.000</w:t>
+            </w:r>
+          </w:p>
+        </w:tc>
+        <w:tc>
+          <w:tcPr>
+            <w:tcW w:w="0" w:type="auto"/>
             <w:tcBorders>
               <w:top w:val="none" w:sz="0" w:space="0" w:color="000000"/>
               <w:left w:val="none" w:sz="0" w:space="0" w:color="000000"/>
@@ -19161,7 +19353,101 @@
                 <w:sz w:val="18"/>
                 <w:szCs w:val="18"/>
               </w:rPr>
-              <w:t>0.101</w:t>
+              <w:t>1.000</w:t>
+            </w:r>
+          </w:p>
+        </w:tc>
+        <w:tc>
+          <w:tcPr>
+            <w:tcW w:w="0" w:type="auto"/>
+            <w:tcBorders>
+              <w:top w:val="none" w:sz="0" w:space="0" w:color="000000"/>
+              <w:left w:val="none" w:sz="0" w:space="0" w:color="000000"/>
+              <w:bottom w:val="none" w:sz="0" w:space="0" w:color="000000"/>
+              <w:right w:val="none" w:sz="0" w:space="0" w:color="000000"/>
+            </w:tcBorders>
+            <w:shd w:val="clear" w:color="auto" w:fill="FFFFFF"/>
+            <w:tcMar>
+              <w:top w:w="0" w:type="dxa"/>
+              <w:left w:w="0" w:type="dxa"/>
+              <w:bottom w:w="0" w:type="dxa"/>
+              <w:right w:w="0" w:type="dxa"/>
+            </w:tcMar>
+            <w:vAlign w:val="center"/>
+          </w:tcPr>
+          <w:p>
+            <w:pPr>
+              <w:pBdr>
+                <w:top w:val="none" w:sz="0" w:space="0" w:color="000000"/>
+                <w:left w:val="none" w:sz="0" w:space="0" w:color="000000"/>
+                <w:bottom w:val="none" w:sz="0" w:space="0" w:color="000000"/>
+                <w:right w:val="none" w:sz="0" w:space="0" w:color="000000"/>
+              </w:pBdr>
+              <w:spacing w:before="60" w:after="60"/>
+              <w:ind w:left="60" w:right="60"/>
+              <w:jc w:val="center"/>
+              <w:rPr>
+                <w:rFonts w:ascii="Arial" w:eastAsia="Arial" w:hAnsi="Arial" w:cs="Arial"/>
+                <w:color w:val="000000"/>
+                <w:sz w:val="18"/>
+                <w:szCs w:val="18"/>
+              </w:rPr>
+            </w:pPr>
+            <w:r>
+              <w:rPr>
+                <w:rFonts w:ascii="Arial" w:eastAsia="Arial" w:hAnsi="Arial" w:cs="Arial"/>
+                <w:color w:val="000000"/>
+                <w:sz w:val="18"/>
+                <w:szCs w:val="18"/>
+              </w:rPr>
+              <w:t>1.000-1.000</w:t>
+            </w:r>
+          </w:p>
+        </w:tc>
+        <w:tc>
+          <w:tcPr>
+            <w:tcW w:w="0" w:type="auto"/>
+            <w:tcBorders>
+              <w:top w:val="none" w:sz="0" w:space="0" w:color="000000"/>
+              <w:left w:val="none" w:sz="0" w:space="0" w:color="000000"/>
+              <w:bottom w:val="none" w:sz="0" w:space="0" w:color="000000"/>
+              <w:right w:val="none" w:sz="0" w:space="0" w:color="000000"/>
+            </w:tcBorders>
+            <w:shd w:val="clear" w:color="auto" w:fill="FFFFFF"/>
+            <w:tcMar>
+              <w:top w:w="0" w:type="dxa"/>
+              <w:left w:w="0" w:type="dxa"/>
+              <w:bottom w:w="0" w:type="dxa"/>
+              <w:right w:w="0" w:type="dxa"/>
+            </w:tcMar>
+            <w:vAlign w:val="center"/>
+          </w:tcPr>
+          <w:p>
+            <w:pPr>
+              <w:pBdr>
+                <w:top w:val="none" w:sz="0" w:space="0" w:color="000000"/>
+                <w:left w:val="none" w:sz="0" w:space="0" w:color="000000"/>
+                <w:bottom w:val="none" w:sz="0" w:space="0" w:color="000000"/>
+                <w:right w:val="none" w:sz="0" w:space="0" w:color="000000"/>
+              </w:pBdr>
+              <w:spacing w:before="60" w:after="60"/>
+              <w:ind w:left="60" w:right="60"/>
+              <w:jc w:val="center"/>
+              <w:rPr>
+                <w:rFonts w:ascii="Arial" w:eastAsia="Arial" w:hAnsi="Arial" w:cs="Arial"/>
+                <w:color w:val="000000"/>
+                <w:sz w:val="18"/>
+                <w:szCs w:val="18"/>
+              </w:rPr>
+            </w:pPr>
+            <w:r>
+              <w:rPr>
+                <w:rFonts w:ascii="Arial" w:eastAsia="Arial" w:hAnsi="Arial" w:cs="Arial"/>
+                <w:color w:val="000000"/>
+                <w:sz w:val="18"/>
+                <w:szCs w:val="18"/>
+              </w:rPr>
+              <w:t>&lt;0.001</w:t>
             </w:r>
           </w:p>
         </w:tc>
@@ -19172,7 +19458,7 @@
         </w:trPr>
         <w:tc>
           <w:tcPr>
-            <w:tcW w:w="2385" w:type="dxa"/>
+            <w:tcW w:w="0" w:type="auto"/>
             <w:tcBorders>
               <w:top w:val="none" w:sz="0" w:space="0" w:color="000000"/>
               <w:left w:val="none" w:sz="0" w:space="0" w:color="000000"/>
@@ -19212,13 +19498,13 @@
                 <w:sz w:val="18"/>
                 <w:szCs w:val="18"/>
               </w:rPr>
-              <w:t>NLR (d5)</w:t>
-            </w:r>
-          </w:p>
-        </w:tc>
-        <w:tc>
-          <w:tcPr>
-            <w:tcW w:w="1404" w:type="dxa"/>
+              <w:t>NEWS (d5)</w:t>
+            </w:r>
+          </w:p>
+        </w:tc>
+        <w:tc>
+          <w:tcPr>
+            <w:tcW w:w="0" w:type="auto"/>
             <w:tcBorders>
               <w:top w:val="none" w:sz="0" w:space="0" w:color="000000"/>
               <w:left w:val="none" w:sz="0" w:space="0" w:color="000000"/>
@@ -19259,13 +19545,13 @@
                 <w:sz w:val="18"/>
                 <w:szCs w:val="18"/>
               </w:rPr>
-              <w:t>11.193</w:t>
-            </w:r>
-          </w:p>
-        </w:tc>
-        <w:tc>
-          <w:tcPr>
-            <w:tcW w:w="1204" w:type="dxa"/>
+              <w:t>7.000</w:t>
+            </w:r>
+          </w:p>
+        </w:tc>
+        <w:tc>
+          <w:tcPr>
+            <w:tcW w:w="0" w:type="auto"/>
             <w:tcBorders>
               <w:top w:val="none" w:sz="0" w:space="0" w:color="000000"/>
               <w:left w:val="none" w:sz="0" w:space="0" w:color="000000"/>
@@ -19306,13 +19592,13 @@
                 <w:sz w:val="18"/>
                 <w:szCs w:val="18"/>
               </w:rPr>
-              <w:t>0.880</w:t>
-            </w:r>
-          </w:p>
-        </w:tc>
-        <w:tc>
-          <w:tcPr>
-            <w:tcW w:w="1204" w:type="dxa"/>
+              <w:t>1.000</w:t>
+            </w:r>
+          </w:p>
+        </w:tc>
+        <w:tc>
+          <w:tcPr>
+            <w:tcW w:w="0" w:type="auto"/>
             <w:tcBorders>
               <w:top w:val="none" w:sz="0" w:space="0" w:color="000000"/>
               <w:left w:val="none" w:sz="0" w:space="0" w:color="000000"/>
@@ -19353,13 +19639,13 @@
                 <w:sz w:val="18"/>
                 <w:szCs w:val="18"/>
               </w:rPr>
-              <w:t>0.962</w:t>
-            </w:r>
-          </w:p>
-        </w:tc>
-        <w:tc>
-          <w:tcPr>
-            <w:tcW w:w="754" w:type="dxa"/>
+              <w:t>1.000</w:t>
+            </w:r>
+          </w:p>
+        </w:tc>
+        <w:tc>
+          <w:tcPr>
+            <w:tcW w:w="0" w:type="auto"/>
             <w:tcBorders>
               <w:top w:val="none" w:sz="0" w:space="0" w:color="000000"/>
               <w:left w:val="none" w:sz="0" w:space="0" w:color="000000"/>
@@ -19400,13 +19686,13 @@
                 <w:sz w:val="18"/>
                 <w:szCs w:val="18"/>
               </w:rPr>
-              <w:t>0.929</w:t>
-            </w:r>
-          </w:p>
-        </w:tc>
-        <w:tc>
-          <w:tcPr>
-            <w:tcW w:w="1265" w:type="dxa"/>
+              <w:t>1.000</w:t>
+            </w:r>
+          </w:p>
+        </w:tc>
+        <w:tc>
+          <w:tcPr>
+            <w:tcW w:w="0" w:type="auto"/>
             <w:tcBorders>
               <w:top w:val="none" w:sz="0" w:space="0" w:color="000000"/>
               <w:left w:val="none" w:sz="0" w:space="0" w:color="000000"/>
@@ -19447,13 +19733,107 @@
                 <w:sz w:val="18"/>
                 <w:szCs w:val="18"/>
               </w:rPr>
-              <w:t>0.852-1.000</w:t>
-            </w:r>
-          </w:p>
-        </w:tc>
-        <w:tc>
-          <w:tcPr>
-            <w:tcW w:w="860" w:type="dxa"/>
+              <w:t>1.000</w:t>
+            </w:r>
+          </w:p>
+        </w:tc>
+        <w:tc>
+          <w:tcPr>
+            <w:tcW w:w="0" w:type="auto"/>
+            <w:tcBorders>
+              <w:top w:val="none" w:sz="0" w:space="0" w:color="000000"/>
+              <w:left w:val="none" w:sz="0" w:space="0" w:color="000000"/>
+              <w:bottom w:val="none" w:sz="0" w:space="0" w:color="000000"/>
+              <w:right w:val="none" w:sz="0" w:space="0" w:color="000000"/>
+            </w:tcBorders>
+            <w:shd w:val="clear" w:color="auto" w:fill="FFFFFF"/>
+            <w:tcMar>
+              <w:top w:w="0" w:type="dxa"/>
+              <w:left w:w="0" w:type="dxa"/>
+              <w:bottom w:w="0" w:type="dxa"/>
+              <w:right w:w="0" w:type="dxa"/>
+            </w:tcMar>
+            <w:vAlign w:val="center"/>
+          </w:tcPr>
+          <w:p>
+            <w:pPr>
+              <w:pBdr>
+                <w:top w:val="none" w:sz="0" w:space="0" w:color="000000"/>
+                <w:left w:val="none" w:sz="0" w:space="0" w:color="000000"/>
+                <w:bottom w:val="none" w:sz="0" w:space="0" w:color="000000"/>
+                <w:right w:val="none" w:sz="0" w:space="0" w:color="000000"/>
+              </w:pBdr>
+              <w:spacing w:before="60" w:after="60"/>
+              <w:ind w:left="60" w:right="60"/>
+              <w:jc w:val="center"/>
+              <w:rPr>
+                <w:rFonts w:ascii="Arial" w:eastAsia="Arial" w:hAnsi="Arial" w:cs="Arial"/>
+                <w:color w:val="000000"/>
+                <w:sz w:val="18"/>
+                <w:szCs w:val="18"/>
+              </w:rPr>
+            </w:pPr>
+            <w:r>
+              <w:rPr>
+                <w:rFonts w:ascii="Arial" w:eastAsia="Arial" w:hAnsi="Arial" w:cs="Arial"/>
+                <w:color w:val="000000"/>
+                <w:sz w:val="18"/>
+                <w:szCs w:val="18"/>
+              </w:rPr>
+              <w:t>1.000</w:t>
+            </w:r>
+          </w:p>
+        </w:tc>
+        <w:tc>
+          <w:tcPr>
+            <w:tcW w:w="0" w:type="auto"/>
+            <w:tcBorders>
+              <w:top w:val="none" w:sz="0" w:space="0" w:color="000000"/>
+              <w:left w:val="none" w:sz="0" w:space="0" w:color="000000"/>
+              <w:bottom w:val="none" w:sz="0" w:space="0" w:color="000000"/>
+              <w:right w:val="none" w:sz="0" w:space="0" w:color="000000"/>
+            </w:tcBorders>
+            <w:shd w:val="clear" w:color="auto" w:fill="FFFFFF"/>
+            <w:tcMar>
+              <w:top w:w="0" w:type="dxa"/>
+              <w:left w:w="0" w:type="dxa"/>
+              <w:bottom w:w="0" w:type="dxa"/>
+              <w:right w:w="0" w:type="dxa"/>
+            </w:tcMar>
+            <w:vAlign w:val="center"/>
+          </w:tcPr>
+          <w:p>
+            <w:pPr>
+              <w:pBdr>
+                <w:top w:val="none" w:sz="0" w:space="0" w:color="000000"/>
+                <w:left w:val="none" w:sz="0" w:space="0" w:color="000000"/>
+                <w:bottom w:val="none" w:sz="0" w:space="0" w:color="000000"/>
+                <w:right w:val="none" w:sz="0" w:space="0" w:color="000000"/>
+              </w:pBdr>
+              <w:spacing w:before="60" w:after="60"/>
+              <w:ind w:left="60" w:right="60"/>
+              <w:jc w:val="center"/>
+              <w:rPr>
+                <w:rFonts w:ascii="Arial" w:eastAsia="Arial" w:hAnsi="Arial" w:cs="Arial"/>
+                <w:color w:val="000000"/>
+                <w:sz w:val="18"/>
+                <w:szCs w:val="18"/>
+              </w:rPr>
+            </w:pPr>
+            <w:r>
+              <w:rPr>
+                <w:rFonts w:ascii="Arial" w:eastAsia="Arial" w:hAnsi="Arial" w:cs="Arial"/>
+                <w:color w:val="000000"/>
+                <w:sz w:val="18"/>
+                <w:szCs w:val="18"/>
+              </w:rPr>
+              <w:t>1.000-1.000</w:t>
+            </w:r>
+          </w:p>
+        </w:tc>
+        <w:tc>
+          <w:tcPr>
+            <w:tcW w:w="0" w:type="auto"/>
             <w:tcBorders>
               <w:top w:val="none" w:sz="0" w:space="0" w:color="000000"/>
               <w:left w:val="none" w:sz="0" w:space="0" w:color="000000"/>
@@ -19505,7 +19885,7 @@
         </w:trPr>
         <w:tc>
           <w:tcPr>
-            <w:tcW w:w="2385" w:type="dxa"/>
+            <w:tcW w:w="0" w:type="auto"/>
             <w:tcBorders>
               <w:top w:val="none" w:sz="0" w:space="0" w:color="000000"/>
               <w:left w:val="none" w:sz="0" w:space="0" w:color="000000"/>
@@ -19551,7 +19931,7 @@
         </w:tc>
         <w:tc>
           <w:tcPr>
-            <w:tcW w:w="1404" w:type="dxa"/>
+            <w:tcW w:w="0" w:type="auto"/>
             <w:tcBorders>
               <w:top w:val="none" w:sz="0" w:space="0" w:color="000000"/>
               <w:left w:val="none" w:sz="0" w:space="0" w:color="000000"/>
@@ -19598,7 +19978,7 @@
         </w:tc>
         <w:tc>
           <w:tcPr>
-            <w:tcW w:w="1204" w:type="dxa"/>
+            <w:tcW w:w="0" w:type="auto"/>
             <w:tcBorders>
               <w:top w:val="none" w:sz="0" w:space="0" w:color="000000"/>
               <w:left w:val="none" w:sz="0" w:space="0" w:color="000000"/>
@@ -19645,7 +20025,7 @@
         </w:tc>
         <w:tc>
           <w:tcPr>
-            <w:tcW w:w="1204" w:type="dxa"/>
+            <w:tcW w:w="0" w:type="auto"/>
             <w:tcBorders>
               <w:top w:val="none" w:sz="0" w:space="0" w:color="000000"/>
               <w:left w:val="none" w:sz="0" w:space="0" w:color="000000"/>
@@ -19692,7 +20072,7 @@
         </w:tc>
         <w:tc>
           <w:tcPr>
-            <w:tcW w:w="754" w:type="dxa"/>
+            <w:tcW w:w="0" w:type="auto"/>
             <w:tcBorders>
               <w:top w:val="none" w:sz="0" w:space="0" w:color="000000"/>
               <w:left w:val="none" w:sz="0" w:space="0" w:color="000000"/>
@@ -19733,13 +20113,107 @@
                 <w:sz w:val="18"/>
                 <w:szCs w:val="18"/>
               </w:rPr>
+              <w:t>0.455</w:t>
+            </w:r>
+          </w:p>
+        </w:tc>
+        <w:tc>
+          <w:tcPr>
+            <w:tcW w:w="0" w:type="auto"/>
+            <w:tcBorders>
+              <w:top w:val="none" w:sz="0" w:space="0" w:color="000000"/>
+              <w:left w:val="none" w:sz="0" w:space="0" w:color="000000"/>
+              <w:bottom w:val="none" w:sz="0" w:space="0" w:color="000000"/>
+              <w:right w:val="none" w:sz="0" w:space="0" w:color="000000"/>
+            </w:tcBorders>
+            <w:shd w:val="clear" w:color="auto" w:fill="FFFFFF"/>
+            <w:tcMar>
+              <w:top w:w="0" w:type="dxa"/>
+              <w:left w:w="0" w:type="dxa"/>
+              <w:bottom w:w="0" w:type="dxa"/>
+              <w:right w:w="0" w:type="dxa"/>
+            </w:tcMar>
+            <w:vAlign w:val="center"/>
+          </w:tcPr>
+          <w:p>
+            <w:pPr>
+              <w:pBdr>
+                <w:top w:val="none" w:sz="0" w:space="0" w:color="000000"/>
+                <w:left w:val="none" w:sz="0" w:space="0" w:color="000000"/>
+                <w:bottom w:val="none" w:sz="0" w:space="0" w:color="000000"/>
+                <w:right w:val="none" w:sz="0" w:space="0" w:color="000000"/>
+              </w:pBdr>
+              <w:spacing w:before="60" w:after="60"/>
+              <w:ind w:left="60" w:right="60"/>
+              <w:jc w:val="center"/>
+              <w:rPr>
+                <w:rFonts w:ascii="Arial" w:eastAsia="Arial" w:hAnsi="Arial" w:cs="Arial"/>
+                <w:color w:val="000000"/>
+                <w:sz w:val="18"/>
+                <w:szCs w:val="18"/>
+              </w:rPr>
+            </w:pPr>
+            <w:r>
+              <w:rPr>
+                <w:rFonts w:ascii="Arial" w:eastAsia="Arial" w:hAnsi="Arial" w:cs="Arial"/>
+                <w:color w:val="000000"/>
+                <w:sz w:val="18"/>
+                <w:szCs w:val="18"/>
+              </w:rPr>
+              <w:t>0.767</w:t>
+            </w:r>
+          </w:p>
+        </w:tc>
+        <w:tc>
+          <w:tcPr>
+            <w:tcW w:w="0" w:type="auto"/>
+            <w:tcBorders>
+              <w:top w:val="none" w:sz="0" w:space="0" w:color="000000"/>
+              <w:left w:val="none" w:sz="0" w:space="0" w:color="000000"/>
+              <w:bottom w:val="none" w:sz="0" w:space="0" w:color="000000"/>
+              <w:right w:val="none" w:sz="0" w:space="0" w:color="000000"/>
+            </w:tcBorders>
+            <w:shd w:val="clear" w:color="auto" w:fill="FFFFFF"/>
+            <w:tcMar>
+              <w:top w:w="0" w:type="dxa"/>
+              <w:left w:w="0" w:type="dxa"/>
+              <w:bottom w:w="0" w:type="dxa"/>
+              <w:right w:w="0" w:type="dxa"/>
+            </w:tcMar>
+            <w:vAlign w:val="center"/>
+          </w:tcPr>
+          <w:p>
+            <w:pPr>
+              <w:pBdr>
+                <w:top w:val="none" w:sz="0" w:space="0" w:color="000000"/>
+                <w:left w:val="none" w:sz="0" w:space="0" w:color="000000"/>
+                <w:bottom w:val="none" w:sz="0" w:space="0" w:color="000000"/>
+                <w:right w:val="none" w:sz="0" w:space="0" w:color="000000"/>
+              </w:pBdr>
+              <w:spacing w:before="60" w:after="60"/>
+              <w:ind w:left="60" w:right="60"/>
+              <w:jc w:val="center"/>
+              <w:rPr>
+                <w:rFonts w:ascii="Arial" w:eastAsia="Arial" w:hAnsi="Arial" w:cs="Arial"/>
+                <w:color w:val="000000"/>
+                <w:sz w:val="18"/>
+                <w:szCs w:val="18"/>
+              </w:rPr>
+            </w:pPr>
+            <w:r>
+              <w:rPr>
+                <w:rFonts w:ascii="Arial" w:eastAsia="Arial" w:hAnsi="Arial" w:cs="Arial"/>
+                <w:color w:val="000000"/>
+                <w:sz w:val="18"/>
+                <w:szCs w:val="18"/>
+              </w:rPr>
               <w:t>0.458</w:t>
             </w:r>
           </w:p>
         </w:tc>
         <w:tc>
           <w:tcPr>
-            <w:tcW w:w="1265" w:type="dxa"/>
+            <w:tcW w:w="0" w:type="auto"/>
             <w:tcBorders>
               <w:top w:val="none" w:sz="0" w:space="0" w:color="000000"/>
               <w:left w:val="none" w:sz="0" w:space="0" w:color="000000"/>
@@ -19786,7 +20260,7 @@
         </w:tc>
         <w:tc>
           <w:tcPr>
-            <w:tcW w:w="860" w:type="dxa"/>
+            <w:tcW w:w="0" w:type="auto"/>
             <w:tcBorders>
               <w:top w:val="none" w:sz="0" w:space="0" w:color="000000"/>
               <w:left w:val="none" w:sz="0" w:space="0" w:color="000000"/>
@@ -19838,7 +20312,7 @@
         </w:trPr>
         <w:tc>
           <w:tcPr>
-            <w:tcW w:w="2385" w:type="dxa"/>
+            <w:tcW w:w="0" w:type="auto"/>
             <w:tcBorders>
               <w:top w:val="none" w:sz="0" w:space="0" w:color="000000"/>
               <w:left w:val="none" w:sz="0" w:space="0" w:color="000000"/>
@@ -19884,7 +20358,7 @@
         </w:tc>
         <w:tc>
           <w:tcPr>
-            <w:tcW w:w="1404" w:type="dxa"/>
+            <w:tcW w:w="0" w:type="auto"/>
             <w:tcBorders>
               <w:top w:val="none" w:sz="0" w:space="0" w:color="000000"/>
               <w:left w:val="none" w:sz="0" w:space="0" w:color="000000"/>
@@ -19931,7 +20405,7 @@
         </w:tc>
         <w:tc>
           <w:tcPr>
-            <w:tcW w:w="1204" w:type="dxa"/>
+            <w:tcW w:w="0" w:type="auto"/>
             <w:tcBorders>
               <w:top w:val="none" w:sz="0" w:space="0" w:color="000000"/>
               <w:left w:val="none" w:sz="0" w:space="0" w:color="000000"/>
@@ -19978,7 +20452,7 @@
         </w:tc>
         <w:tc>
           <w:tcPr>
-            <w:tcW w:w="1204" w:type="dxa"/>
+            <w:tcW w:w="0" w:type="auto"/>
             <w:tcBorders>
               <w:top w:val="none" w:sz="0" w:space="0" w:color="000000"/>
               <w:left w:val="none" w:sz="0" w:space="0" w:color="000000"/>
@@ -20025,7 +20499,7 @@
         </w:tc>
         <w:tc>
           <w:tcPr>
-            <w:tcW w:w="754" w:type="dxa"/>
+            <w:tcW w:w="0" w:type="auto"/>
             <w:tcBorders>
               <w:top w:val="none" w:sz="0" w:space="0" w:color="000000"/>
               <w:left w:val="none" w:sz="0" w:space="0" w:color="000000"/>
@@ -20066,13 +20540,107 @@
                 <w:sz w:val="18"/>
                 <w:szCs w:val="18"/>
               </w:rPr>
+              <w:t>0.606</w:t>
+            </w:r>
+          </w:p>
+        </w:tc>
+        <w:tc>
+          <w:tcPr>
+            <w:tcW w:w="0" w:type="auto"/>
+            <w:tcBorders>
+              <w:top w:val="none" w:sz="0" w:space="0" w:color="000000"/>
+              <w:left w:val="none" w:sz="0" w:space="0" w:color="000000"/>
+              <w:bottom w:val="none" w:sz="0" w:space="0" w:color="000000"/>
+              <w:right w:val="none" w:sz="0" w:space="0" w:color="000000"/>
+            </w:tcBorders>
+            <w:shd w:val="clear" w:color="auto" w:fill="FFFFFF"/>
+            <w:tcMar>
+              <w:top w:w="0" w:type="dxa"/>
+              <w:left w:w="0" w:type="dxa"/>
+              <w:bottom w:w="0" w:type="dxa"/>
+              <w:right w:w="0" w:type="dxa"/>
+            </w:tcMar>
+            <w:vAlign w:val="center"/>
+          </w:tcPr>
+          <w:p>
+            <w:pPr>
+              <w:pBdr>
+                <w:top w:val="none" w:sz="0" w:space="0" w:color="000000"/>
+                <w:left w:val="none" w:sz="0" w:space="0" w:color="000000"/>
+                <w:bottom w:val="none" w:sz="0" w:space="0" w:color="000000"/>
+                <w:right w:val="none" w:sz="0" w:space="0" w:color="000000"/>
+              </w:pBdr>
+              <w:spacing w:before="60" w:after="60"/>
+              <w:ind w:left="60" w:right="60"/>
+              <w:jc w:val="center"/>
+              <w:rPr>
+                <w:rFonts w:ascii="Arial" w:eastAsia="Arial" w:hAnsi="Arial" w:cs="Arial"/>
+                <w:color w:val="000000"/>
+                <w:sz w:val="18"/>
+                <w:szCs w:val="18"/>
+              </w:rPr>
+            </w:pPr>
+            <w:r>
+              <w:rPr>
+                <w:rFonts w:ascii="Arial" w:eastAsia="Arial" w:hAnsi="Arial" w:cs="Arial"/>
+                <w:color w:val="000000"/>
+                <w:sz w:val="18"/>
+                <w:szCs w:val="18"/>
+              </w:rPr>
+              <w:t>0.909</w:t>
+            </w:r>
+          </w:p>
+        </w:tc>
+        <w:tc>
+          <w:tcPr>
+            <w:tcW w:w="0" w:type="auto"/>
+            <w:tcBorders>
+              <w:top w:val="none" w:sz="0" w:space="0" w:color="000000"/>
+              <w:left w:val="none" w:sz="0" w:space="0" w:color="000000"/>
+              <w:bottom w:val="none" w:sz="0" w:space="0" w:color="000000"/>
+              <w:right w:val="none" w:sz="0" w:space="0" w:color="000000"/>
+            </w:tcBorders>
+            <w:shd w:val="clear" w:color="auto" w:fill="FFFFFF"/>
+            <w:tcMar>
+              <w:top w:w="0" w:type="dxa"/>
+              <w:left w:w="0" w:type="dxa"/>
+              <w:bottom w:w="0" w:type="dxa"/>
+              <w:right w:w="0" w:type="dxa"/>
+            </w:tcMar>
+            <w:vAlign w:val="center"/>
+          </w:tcPr>
+          <w:p>
+            <w:pPr>
+              <w:pBdr>
+                <w:top w:val="none" w:sz="0" w:space="0" w:color="000000"/>
+                <w:left w:val="none" w:sz="0" w:space="0" w:color="000000"/>
+                <w:bottom w:val="none" w:sz="0" w:space="0" w:color="000000"/>
+                <w:right w:val="none" w:sz="0" w:space="0" w:color="000000"/>
+              </w:pBdr>
+              <w:spacing w:before="60" w:after="60"/>
+              <w:ind w:left="60" w:right="60"/>
+              <w:jc w:val="center"/>
+              <w:rPr>
+                <w:rFonts w:ascii="Arial" w:eastAsia="Arial" w:hAnsi="Arial" w:cs="Arial"/>
+                <w:color w:val="000000"/>
+                <w:sz w:val="18"/>
+                <w:szCs w:val="18"/>
+              </w:rPr>
+            </w:pPr>
+            <w:r>
+              <w:rPr>
+                <w:rFonts w:ascii="Arial" w:eastAsia="Arial" w:hAnsi="Arial" w:cs="Arial"/>
+                <w:color w:val="000000"/>
+                <w:sz w:val="18"/>
+                <w:szCs w:val="18"/>
+              </w:rPr>
               <w:t>0.751</w:t>
             </w:r>
           </w:p>
         </w:tc>
         <w:tc>
           <w:tcPr>
-            <w:tcW w:w="1265" w:type="dxa"/>
+            <w:tcW w:w="0" w:type="auto"/>
             <w:tcBorders>
               <w:top w:val="none" w:sz="0" w:space="0" w:color="000000"/>
               <w:left w:val="none" w:sz="0" w:space="0" w:color="000000"/>
@@ -20119,7 +20687,7 @@
         </w:tc>
         <w:tc>
           <w:tcPr>
-            <w:tcW w:w="860" w:type="dxa"/>
+            <w:tcW w:w="0" w:type="auto"/>
             <w:tcBorders>
               <w:top w:val="none" w:sz="0" w:space="0" w:color="000000"/>
               <w:left w:val="none" w:sz="0" w:space="0" w:color="000000"/>
@@ -20171,7 +20739,7 @@
         </w:trPr>
         <w:tc>
           <w:tcPr>
-            <w:tcW w:w="2385" w:type="dxa"/>
+            <w:tcW w:w="0" w:type="auto"/>
             <w:tcBorders>
               <w:top w:val="none" w:sz="0" w:space="0" w:color="000000"/>
               <w:left w:val="none" w:sz="0" w:space="0" w:color="000000"/>
@@ -20217,7 +20785,7 @@
         </w:tc>
         <w:tc>
           <w:tcPr>
-            <w:tcW w:w="1404" w:type="dxa"/>
+            <w:tcW w:w="0" w:type="auto"/>
             <w:tcBorders>
               <w:top w:val="none" w:sz="0" w:space="0" w:color="000000"/>
               <w:left w:val="none" w:sz="0" w:space="0" w:color="000000"/>
@@ -20264,7 +20832,7 @@
         </w:tc>
         <w:tc>
           <w:tcPr>
-            <w:tcW w:w="1204" w:type="dxa"/>
+            <w:tcW w:w="0" w:type="auto"/>
             <w:tcBorders>
               <w:top w:val="none" w:sz="0" w:space="0" w:color="000000"/>
               <w:left w:val="none" w:sz="0" w:space="0" w:color="000000"/>
@@ -20311,7 +20879,7 @@
         </w:tc>
         <w:tc>
           <w:tcPr>
-            <w:tcW w:w="1204" w:type="dxa"/>
+            <w:tcW w:w="0" w:type="auto"/>
             <w:tcBorders>
               <w:top w:val="none" w:sz="0" w:space="0" w:color="000000"/>
               <w:left w:val="none" w:sz="0" w:space="0" w:color="000000"/>
@@ -20358,7 +20926,7 @@
         </w:tc>
         <w:tc>
           <w:tcPr>
-            <w:tcW w:w="754" w:type="dxa"/>
+            <w:tcW w:w="0" w:type="auto"/>
             <w:tcBorders>
               <w:top w:val="none" w:sz="0" w:space="0" w:color="000000"/>
               <w:left w:val="none" w:sz="0" w:space="0" w:color="000000"/>
@@ -20405,7 +20973,7 @@
         </w:tc>
         <w:tc>
           <w:tcPr>
-            <w:tcW w:w="1265" w:type="dxa"/>
+            <w:tcW w:w="0" w:type="auto"/>
             <w:tcBorders>
               <w:top w:val="none" w:sz="0" w:space="0" w:color="000000"/>
               <w:left w:val="none" w:sz="0" w:space="0" w:color="000000"/>
@@ -20446,13 +21014,107 @@
                 <w:sz w:val="18"/>
                 <w:szCs w:val="18"/>
               </w:rPr>
+              <w:t>1.000</w:t>
+            </w:r>
+          </w:p>
+        </w:tc>
+        <w:tc>
+          <w:tcPr>
+            <w:tcW w:w="0" w:type="auto"/>
+            <w:tcBorders>
+              <w:top w:val="none" w:sz="0" w:space="0" w:color="000000"/>
+              <w:left w:val="none" w:sz="0" w:space="0" w:color="000000"/>
+              <w:bottom w:val="none" w:sz="0" w:space="0" w:color="000000"/>
+              <w:right w:val="none" w:sz="0" w:space="0" w:color="000000"/>
+            </w:tcBorders>
+            <w:shd w:val="clear" w:color="auto" w:fill="FFFFFF"/>
+            <w:tcMar>
+              <w:top w:w="0" w:type="dxa"/>
+              <w:left w:w="0" w:type="dxa"/>
+              <w:bottom w:w="0" w:type="dxa"/>
+              <w:right w:w="0" w:type="dxa"/>
+            </w:tcMar>
+            <w:vAlign w:val="center"/>
+          </w:tcPr>
+          <w:p>
+            <w:pPr>
+              <w:pBdr>
+                <w:top w:val="none" w:sz="0" w:space="0" w:color="000000"/>
+                <w:left w:val="none" w:sz="0" w:space="0" w:color="000000"/>
+                <w:bottom w:val="none" w:sz="0" w:space="0" w:color="000000"/>
+                <w:right w:val="none" w:sz="0" w:space="0" w:color="000000"/>
+              </w:pBdr>
+              <w:spacing w:before="60" w:after="60"/>
+              <w:ind w:left="60" w:right="60"/>
+              <w:jc w:val="center"/>
+              <w:rPr>
+                <w:rFonts w:ascii="Arial" w:eastAsia="Arial" w:hAnsi="Arial" w:cs="Arial"/>
+                <w:color w:val="000000"/>
+                <w:sz w:val="18"/>
+                <w:szCs w:val="18"/>
+              </w:rPr>
+            </w:pPr>
+            <w:r>
+              <w:rPr>
+                <w:rFonts w:ascii="Arial" w:eastAsia="Arial" w:hAnsi="Arial" w:cs="Arial"/>
+                <w:color w:val="000000"/>
+                <w:sz w:val="18"/>
+                <w:szCs w:val="18"/>
+              </w:rPr>
+              <w:t>1.000</w:t>
+            </w:r>
+          </w:p>
+        </w:tc>
+        <w:tc>
+          <w:tcPr>
+            <w:tcW w:w="0" w:type="auto"/>
+            <w:tcBorders>
+              <w:top w:val="none" w:sz="0" w:space="0" w:color="000000"/>
+              <w:left w:val="none" w:sz="0" w:space="0" w:color="000000"/>
+              <w:bottom w:val="none" w:sz="0" w:space="0" w:color="000000"/>
+              <w:right w:val="none" w:sz="0" w:space="0" w:color="000000"/>
+            </w:tcBorders>
+            <w:shd w:val="clear" w:color="auto" w:fill="FFFFFF"/>
+            <w:tcMar>
+              <w:top w:w="0" w:type="dxa"/>
+              <w:left w:w="0" w:type="dxa"/>
+              <w:bottom w:w="0" w:type="dxa"/>
+              <w:right w:w="0" w:type="dxa"/>
+            </w:tcMar>
+            <w:vAlign w:val="center"/>
+          </w:tcPr>
+          <w:p>
+            <w:pPr>
+              <w:pBdr>
+                <w:top w:val="none" w:sz="0" w:space="0" w:color="000000"/>
+                <w:left w:val="none" w:sz="0" w:space="0" w:color="000000"/>
+                <w:bottom w:val="none" w:sz="0" w:space="0" w:color="000000"/>
+                <w:right w:val="none" w:sz="0" w:space="0" w:color="000000"/>
+              </w:pBdr>
+              <w:spacing w:before="60" w:after="60"/>
+              <w:ind w:left="60" w:right="60"/>
+              <w:jc w:val="center"/>
+              <w:rPr>
+                <w:rFonts w:ascii="Arial" w:eastAsia="Arial" w:hAnsi="Arial" w:cs="Arial"/>
+                <w:color w:val="000000"/>
+                <w:sz w:val="18"/>
+                <w:szCs w:val="18"/>
+              </w:rPr>
+            </w:pPr>
+            <w:r>
+              <w:rPr>
+                <w:rFonts w:ascii="Arial" w:eastAsia="Arial" w:hAnsi="Arial" w:cs="Arial"/>
+                <w:color w:val="000000"/>
+                <w:sz w:val="18"/>
+                <w:szCs w:val="18"/>
+              </w:rPr>
               <w:t>1.000-1.000</w:t>
             </w:r>
           </w:p>
         </w:tc>
         <w:tc>
           <w:tcPr>
-            <w:tcW w:w="860" w:type="dxa"/>
+            <w:tcW w:w="0" w:type="auto"/>
             <w:tcBorders>
               <w:top w:val="none" w:sz="0" w:space="0" w:color="000000"/>
               <w:left w:val="none" w:sz="0" w:space="0" w:color="000000"/>
@@ -20504,7 +21166,7 @@
         </w:trPr>
         <w:tc>
           <w:tcPr>
-            <w:tcW w:w="2385" w:type="dxa"/>
+            <w:tcW w:w="0" w:type="auto"/>
             <w:tcBorders>
               <w:top w:val="none" w:sz="0" w:space="0" w:color="000000"/>
               <w:left w:val="none" w:sz="0" w:space="0" w:color="000000"/>
@@ -20550,7 +21212,7 @@
         </w:tc>
         <w:tc>
           <w:tcPr>
-            <w:tcW w:w="1404" w:type="dxa"/>
+            <w:tcW w:w="0" w:type="auto"/>
             <w:tcBorders>
               <w:top w:val="none" w:sz="0" w:space="0" w:color="000000"/>
               <w:left w:val="none" w:sz="0" w:space="0" w:color="000000"/>
@@ -20597,7 +21259,7 @@
         </w:tc>
         <w:tc>
           <w:tcPr>
-            <w:tcW w:w="1204" w:type="dxa"/>
+            <w:tcW w:w="0" w:type="auto"/>
             <w:tcBorders>
               <w:top w:val="none" w:sz="0" w:space="0" w:color="000000"/>
               <w:left w:val="none" w:sz="0" w:space="0" w:color="000000"/>
@@ -20644,7 +21306,7 @@
         </w:tc>
         <w:tc>
           <w:tcPr>
-            <w:tcW w:w="1204" w:type="dxa"/>
+            <w:tcW w:w="0" w:type="auto"/>
             <w:tcBorders>
               <w:top w:val="none" w:sz="0" w:space="0" w:color="000000"/>
               <w:left w:val="none" w:sz="0" w:space="0" w:color="000000"/>
@@ -20691,7 +21353,7 @@
         </w:tc>
         <w:tc>
           <w:tcPr>
-            <w:tcW w:w="754" w:type="dxa"/>
+            <w:tcW w:w="0" w:type="auto"/>
             <w:tcBorders>
               <w:top w:val="none" w:sz="0" w:space="0" w:color="000000"/>
               <w:left w:val="none" w:sz="0" w:space="0" w:color="000000"/>
@@ -20738,7 +21400,7 @@
         </w:tc>
         <w:tc>
           <w:tcPr>
-            <w:tcW w:w="1265" w:type="dxa"/>
+            <w:tcW w:w="0" w:type="auto"/>
             <w:tcBorders>
               <w:top w:val="none" w:sz="0" w:space="0" w:color="000000"/>
               <w:left w:val="none" w:sz="0" w:space="0" w:color="000000"/>
@@ -20779,13 +21441,107 @@
                 <w:sz w:val="18"/>
                 <w:szCs w:val="18"/>
               </w:rPr>
+              <w:t>1.000</w:t>
+            </w:r>
+          </w:p>
+        </w:tc>
+        <w:tc>
+          <w:tcPr>
+            <w:tcW w:w="0" w:type="auto"/>
+            <w:tcBorders>
+              <w:top w:val="none" w:sz="0" w:space="0" w:color="000000"/>
+              <w:left w:val="none" w:sz="0" w:space="0" w:color="000000"/>
+              <w:bottom w:val="single" w:sz="12" w:space="0" w:color="666666"/>
+              <w:right w:val="none" w:sz="0" w:space="0" w:color="000000"/>
+            </w:tcBorders>
+            <w:shd w:val="clear" w:color="auto" w:fill="FFFFFF"/>
+            <w:tcMar>
+              <w:top w:w="0" w:type="dxa"/>
+              <w:left w:w="0" w:type="dxa"/>
+              <w:bottom w:w="0" w:type="dxa"/>
+              <w:right w:w="0" w:type="dxa"/>
+            </w:tcMar>
+            <w:vAlign w:val="center"/>
+          </w:tcPr>
+          <w:p>
+            <w:pPr>
+              <w:pBdr>
+                <w:top w:val="none" w:sz="0" w:space="0" w:color="000000"/>
+                <w:left w:val="none" w:sz="0" w:space="0" w:color="000000"/>
+                <w:bottom w:val="none" w:sz="0" w:space="0" w:color="000000"/>
+                <w:right w:val="none" w:sz="0" w:space="0" w:color="000000"/>
+              </w:pBdr>
+              <w:spacing w:before="60" w:after="60"/>
+              <w:ind w:left="60" w:right="60"/>
+              <w:jc w:val="center"/>
+              <w:rPr>
+                <w:rFonts w:ascii="Arial" w:eastAsia="Arial" w:hAnsi="Arial" w:cs="Arial"/>
+                <w:color w:val="000000"/>
+                <w:sz w:val="18"/>
+                <w:szCs w:val="18"/>
+              </w:rPr>
+            </w:pPr>
+            <w:r>
+              <w:rPr>
+                <w:rFonts w:ascii="Arial" w:eastAsia="Arial" w:hAnsi="Arial" w:cs="Arial"/>
+                <w:color w:val="000000"/>
+                <w:sz w:val="18"/>
+                <w:szCs w:val="18"/>
+              </w:rPr>
+              <w:t>1.000</w:t>
+            </w:r>
+          </w:p>
+        </w:tc>
+        <w:tc>
+          <w:tcPr>
+            <w:tcW w:w="0" w:type="auto"/>
+            <w:tcBorders>
+              <w:top w:val="none" w:sz="0" w:space="0" w:color="000000"/>
+              <w:left w:val="none" w:sz="0" w:space="0" w:color="000000"/>
+              <w:bottom w:val="single" w:sz="12" w:space="0" w:color="666666"/>
+              <w:right w:val="none" w:sz="0" w:space="0" w:color="000000"/>
+            </w:tcBorders>
+            <w:shd w:val="clear" w:color="auto" w:fill="FFFFFF"/>
+            <w:tcMar>
+              <w:top w:w="0" w:type="dxa"/>
+              <w:left w:w="0" w:type="dxa"/>
+              <w:bottom w:w="0" w:type="dxa"/>
+              <w:right w:w="0" w:type="dxa"/>
+            </w:tcMar>
+            <w:vAlign w:val="center"/>
+          </w:tcPr>
+          <w:p>
+            <w:pPr>
+              <w:pBdr>
+                <w:top w:val="none" w:sz="0" w:space="0" w:color="000000"/>
+                <w:left w:val="none" w:sz="0" w:space="0" w:color="000000"/>
+                <w:bottom w:val="none" w:sz="0" w:space="0" w:color="000000"/>
+                <w:right w:val="none" w:sz="0" w:space="0" w:color="000000"/>
+              </w:pBdr>
+              <w:spacing w:before="60" w:after="60"/>
+              <w:ind w:left="60" w:right="60"/>
+              <w:jc w:val="center"/>
+              <w:rPr>
+                <w:rFonts w:ascii="Arial" w:eastAsia="Arial" w:hAnsi="Arial" w:cs="Arial"/>
+                <w:color w:val="000000"/>
+                <w:sz w:val="18"/>
+                <w:szCs w:val="18"/>
+              </w:rPr>
+            </w:pPr>
+            <w:r>
+              <w:rPr>
+                <w:rFonts w:ascii="Arial" w:eastAsia="Arial" w:hAnsi="Arial" w:cs="Arial"/>
+                <w:color w:val="000000"/>
+                <w:sz w:val="18"/>
+                <w:szCs w:val="18"/>
+              </w:rPr>
               <w:t>1.000-1.000</w:t>
             </w:r>
           </w:p>
         </w:tc>
         <w:tc>
           <w:tcPr>
-            <w:tcW w:w="860" w:type="dxa"/>
+            <w:tcW w:w="0" w:type="auto"/>
             <w:tcBorders>
               <w:top w:val="none" w:sz="0" w:space="0" w:color="000000"/>
               <w:left w:val="none" w:sz="0" w:space="0" w:color="000000"/>
@@ -20849,7 +21605,7 @@
           <w:sz w:val="16"/>
           <w:szCs w:val="16"/>
         </w:rPr>
-        <w:t>Cut-off is the Youden-optimal point. The AUC confidence interval and the test of AUC = 0.5 use the DeLong method; where the AUC is exactly 1 that variance is zero and the equivalent exact Mann-Whitney test is reported instead. The combined row is on the predicted-probability scale of a Firth logistic model containing NLPR (d5), age group and SOFA; at that cut-off, for the &lt;</w:t>
+        <w:t>Cut-off is the Youden-optimal point. NEWS is an integer score, so its cut-off falls between two whole numbers. The AUC confidence interval and the test of AUC = 0.5 use the DeLong method; where the AUC is exactly 1 that variance is zero and the equivalent exact Mann-Whitney test is reported instead. The combined row is on the predicted-probability scale of a Firth logistic model containing NLPR (d5), age group and SOFA; at that cut-off, for the &lt;</w:t>
       </w:r>
       <w:proofErr w:type="gramStart"/>
       <w:r>
@@ -20871,8 +21627,29 @@
           <w:sz w:val="16"/>
           <w:szCs w:val="16"/>
         </w:rPr>
-        <w:t xml:space="preserve"> age group and SOFA at its median (4), the corresponding NLPR (d5) is 7.74. AUC, area under the ROC curve; CI, confidence interval.</w:t>
+        <w:t xml:space="preserve"> age group and SOFA at its median (4), the corresponding NLPR (d5) is 7.74. PPV and NPV are evaluated at the same cut-off and therefore embed this cohort's in-hospital </w:t>
       </w:r>
+      <w:r>
+        <w:rPr>
+          <w:rFonts w:ascii="Arial" w:eastAsia="Arial" w:hAnsi="Arial" w:cs="Arial"/>
+          <w:i/>
+          <w:color w:val="000000"/>
+          <w:sz w:val="16"/>
+          <w:szCs w:val="16"/>
+        </w:rPr>
+        <w:lastRenderedPageBreak/>
+        <w:t>mortality of 25.7% as the prior; they do not transfer to a population with a different death rate, whereas sensitivity, specificity and the AUC do. AUC, area under the ROC curve; CI, confidence interval; PPV, positive predictive value; NPV, negative predictive value.</w:t>
+      </w:r>
+    </w:p>
+    <w:p>
+      <w:pPr>
+        <w:pBdr>
+          <w:top w:val="none" w:sz="0" w:space="0" w:color="000000"/>
+          <w:left w:val="none" w:sz="0" w:space="0" w:color="000000"/>
+          <w:bottom w:val="none" w:sz="0" w:space="0" w:color="000000"/>
+          <w:right w:val="none" w:sz="0" w:space="0" w:color="000000"/>
+        </w:pBdr>
+      </w:pPr>
     </w:p>
     <w:sectPr>
       <w:type w:val="continuous"/>

--- a/Project-14 ---/doc/Predictive value of neutrophil-to-lymphocyte and platelet ratio in in-hospital mortality in septic patients.docx
+++ b/Project-14 ---/doc/Predictive value of neutrophil-to-lymphocyte and platelet ratio in in-hospital mortality in septic patients.docx
@@ -362,6 +362,7 @@
       </w:tr>
       <w:tr>
         <w:trPr>
+          <w:trHeight w:val="192"/>
           <w:jc w:val="center"/>
         </w:trPr>
         <w:tc>
